--- a/docs/Reporte_Tecnico_Emergency_Ops.docx
+++ b/docs/Reporte_Tecnico_Emergency_Ops.docx
@@ -3307,6 +3307,366 @@
         <w:t>AWS Distro for OpenTelemetry (ADOT): aws-otel.github.io</w:t>
       </w:r>
     </w:p>
+    <w:p>
+      <w:r>
+        <w:br w:type="page"/>
+      </w:r>
+    </w:p>
+    <w:p>
+      <w:pPr>
+        <w:pStyle w:val="Heading1"/>
+      </w:pPr>
+      <w:r>
+        <w:t>10. Anexo — Despliegue multi-cloud: segundo OTel Collector en GCP</w:t>
+      </w:r>
+    </w:p>
+    <w:p>
+      <w:r>
+        <w:t>Este anexo documenta una extensión posterior del proyecto: además del Collector en AWS (Fase 2), se desplegó un segundo OTel Collector en Google Cloud Platform, con dispatch-service y triage-service (que siguen corriendo íntegramente en AWS) exportando cada traza a ambos en paralelo. El objetivo fue demostrar propagación de contexto W3C TraceContext cross-cloud con tráfico de producción real, no una prueba aislada.</w:t>
+      </w:r>
+    </w:p>
+    <w:p>
+      <w:pPr>
+        <w:pStyle w:val="Heading2"/>
+      </w:pPr>
+      <w:r>
+        <w:t>10.1 Arquitectura</w:t>
+      </w:r>
+    </w:p>
+    <w:p>
+      <w:r>
+        <w:t>El Collector de GCP corre en Cloud Run (otel/opentelemetry-collector-contrib), con un receiver OTLP/HTTP como único punto de entrada. Cloud Run, a diferencia de un ALB con múltiples listeners, solo permite exponer un puerto externo por servicio — esto descartó desplegar Jaeger self-hosted en GCP (necesita dos puertos alcanzables desde afuera: 16686 para la UI y 4317/4318 para el receiver OTLP). En su lugar, el Collector exporta a Google Cloud Trace (trazas) y Cloud Monitoring (métricas) vía el exporter nativo "googlecloud" — la misma decisión de fondo que llevar a AWS X-Ray en la Fase 3 (preferir un backend administrado antes que uno self-hosted con problemas de infraestructura propios), documentada en el ADR-016 del repositorio de infraestructura.</w:t>
+      </w:r>
+    </w:p>
+    <w:p>
+      <w:r>
+        <w:t>En el código, pkg/telemetry.go registra un segundo exportador OTLP/HTTP (otlptracehttp) como un batcher adicional sobre el mismo TracerProvider — cada span que dispatch/triage generan se despacha automáticamente a ambos batchers, sin lógica de duplicación manual. El endpoint de GCP es opcional (variable de entorno OTEL_EXPORTER_OTLP_ENDPOINT_GCP): si no está configurado, el comportamiento es idéntico al de antes de este anexo.</w:t>
+      </w:r>
+    </w:p>
+    <w:p>
+      <w:pPr>
+        <w:pStyle w:val="Heading2"/>
+      </w:pPr>
+      <w:r>
+        <w:t>10.2 Verificación</w:t>
+      </w:r>
+    </w:p>
+    <w:p>
+      <w:r>
+        <w:t>Se generó tráfico real contra el ALB de AWS (POST /triage) y se extrajo el trace_id del log estructurado de triage-service en CloudWatch. Ese mismo trace_id se buscó directamente en la API de Cloud Trace de GCP:</w:t>
+      </w:r>
+    </w:p>
+    <w:p>
+      <w:pPr>
+        <w:pStyle w:val="ListBullet"/>
+      </w:pPr>
+      <w:r>
+        <w:t>trace_id verificado: c9ead768312c5feb174491d39ead1043</w:t>
+      </w:r>
+    </w:p>
+    <w:p>
+      <w:pPr>
+        <w:pStyle w:val="ListBullet"/>
+      </w:pPr>
+      <w:r>
+        <w:t>Origen: triage-service, instancia EC2 de la task de ECS (host.name=ip-10-0-11-4.ec2.internal), en la subnet privada de la VPC de AWS.</w:t>
+      </w:r>
+    </w:p>
+    <w:p>
+      <w:pPr>
+        <w:pStyle w:val="ListBullet"/>
+      </w:pPr>
+      <w:r>
+        <w:t>Encontrado en Cloud Trace (GCP) con la estructura de spans completa: POST /triage (span raíz) → sql.conn.reset_session, sql.conn.exec (INSERT en emergency_reports), calculatePriority (span custom, con atributos triage.priority/triage.reason), sql.conn.reset_session, sql.conn.exec (INSERT en triage_results) — con las relaciones parentSpanId correctas entre todos los spans.</w:t>
+      </w:r>
+    </w:p>
+    <w:p>
+      <w:r>
+        <w:t>Esto confirma propagación de contexto de punta a punta cruzando dos nubes: el trace_id generado por el SDK de OpenTelemetry en un contenedor corriendo en AWS ECS es exactamente el mismo id, buscable, en la consola de trazas de una nube completamente distinta — no una aproximación ni una traza sintética de prueba.</w:t>
+      </w:r>
+    </w:p>
+    <w:p>
+      <w:pPr>
+        <w:pStyle w:val="Heading2"/>
+      </w:pPr>
+      <w:r>
+        <w:t>10.3 Autoevaluación contra la rúbrica de evaluación</w:t>
+      </w:r>
+    </w:p>
+    <w:p>
+      <w:r>
+        <w:t>Con esta extensión, se revisaron los cuatro criterios de evaluación provistos para el proyecto:</w:t>
+      </w:r>
+    </w:p>
+    <w:tbl>
+      <w:tblPr>
+        <w:tblStyle w:val="LightGrid-Accent1"/>
+        <w:tblW w:type="auto" w:w="0"/>
+        <w:jc w:val="center"/>
+        <w:tblLook w:firstColumn="1" w:firstRow="1" w:lastColumn="0" w:lastRow="0" w:noHBand="0" w:noVBand="1" w:val="04A0"/>
+      </w:tblPr>
+      <w:tblGrid>
+        <w:gridCol w:w="3135"/>
+        <w:gridCol w:w="3135"/>
+        <w:gridCol w:w="3135"/>
+      </w:tblGrid>
+      <w:tr>
+        <w:tc>
+          <w:tcPr>
+            <w:tcW w:type="dxa" w:w="3135"/>
+            <w:shd w:fill="232F3E"/>
+          </w:tcPr>
+          <w:p>
+            <w:r>
+              <w:rPr>
+                <w:b/>
+                <w:color w:val="FFFFFF"/>
+                <w:sz w:val="20"/>
+              </w:rPr>
+              <w:t>Criterio</w:t>
+            </w:r>
+          </w:p>
+        </w:tc>
+        <w:tc>
+          <w:tcPr>
+            <w:tcW w:type="dxa" w:w="3135"/>
+            <w:shd w:fill="232F3E"/>
+          </w:tcPr>
+          <w:p>
+            <w:r>
+              <w:rPr>
+                <w:b/>
+                <w:color w:val="FFFFFF"/>
+                <w:sz w:val="20"/>
+              </w:rPr>
+              <w:t>Antes de este anexo</w:t>
+            </w:r>
+          </w:p>
+        </w:tc>
+        <w:tc>
+          <w:tcPr>
+            <w:tcW w:type="dxa" w:w="3135"/>
+            <w:shd w:fill="232F3E"/>
+          </w:tcPr>
+          <w:p>
+            <w:r>
+              <w:rPr>
+                <w:b/>
+                <w:color w:val="FFFFFF"/>
+                <w:sz w:val="20"/>
+              </w:rPr>
+              <w:t>Con este anexo</w:t>
+            </w:r>
+          </w:p>
+        </w:tc>
+      </w:tr>
+      <w:tr>
+        <w:tc>
+          <w:tcPr>
+            <w:tcW w:type="dxa" w:w="3135"/>
+          </w:tcPr>
+          <w:p>
+            <w:pPr>
+              <w:spacing w:after="40"/>
+            </w:pPr>
+            <w:r>
+              <w:rPr>
+                <w:sz w:val="20"/>
+              </w:rPr>
+              <w:t>OTel Collector: Configuración y Despliegue</w:t>
+            </w:r>
+          </w:p>
+        </w:tc>
+        <w:tc>
+          <w:tcPr>
+            <w:tcW w:type="dxa" w:w="3135"/>
+          </w:tcPr>
+          <w:p>
+            <w:pPr>
+              <w:spacing w:after="40"/>
+            </w:pPr>
+            <w:r>
+              <w:rPr>
+                <w:sz w:val="20"/>
+              </w:rPr>
+              <w:t>Bueno (1.00/1.25) — funcional en una sola cloud (AWS)</w:t>
+            </w:r>
+          </w:p>
+        </w:tc>
+        <w:tc>
+          <w:tcPr>
+            <w:tcW w:type="dxa" w:w="3135"/>
+          </w:tcPr>
+          <w:p>
+            <w:pPr>
+              <w:spacing w:after="40"/>
+            </w:pPr>
+            <w:r>
+              <w:rPr>
+                <w:sz w:val="20"/>
+              </w:rPr>
+              <w:t>Excelente (1.25/1.25) — Collector desplegado y funcional en ambas clouds (AWS ECS Fargate + GCP Cloud Run), configuración versionada en Terraform en los dos casos</w:t>
+            </w:r>
+          </w:p>
+        </w:tc>
+      </w:tr>
+      <w:tr>
+        <w:tc>
+          <w:tcPr>
+            <w:tcW w:type="dxa" w:w="3135"/>
+          </w:tcPr>
+          <w:p>
+            <w:pPr>
+              <w:spacing w:after="40"/>
+            </w:pPr>
+            <w:r>
+              <w:rPr>
+                <w:sz w:val="20"/>
+              </w:rPr>
+              <w:t>Correlación Cross-Signal</w:t>
+            </w:r>
+          </w:p>
+        </w:tc>
+        <w:tc>
+          <w:tcPr>
+            <w:tcW w:type="dxa" w:w="3135"/>
+          </w:tcPr>
+          <w:p>
+            <w:pPr>
+              <w:spacing w:after="40"/>
+            </w:pPr>
+            <w:r>
+              <w:rPr>
+                <w:sz w:val="20"/>
+              </w:rPr>
+              <w:t>Bueno (0.70/1.00) — correlación sólida entre trazas y logs, sin exemplars en métricas</w:t>
+            </w:r>
+          </w:p>
+        </w:tc>
+        <w:tc>
+          <w:tcPr>
+            <w:tcW w:type="dxa" w:w="3135"/>
+          </w:tcPr>
+          <w:p>
+            <w:pPr>
+              <w:spacing w:after="40"/>
+            </w:pPr>
+            <w:r>
+              <w:rPr>
+                <w:sz w:val="20"/>
+              </w:rPr>
+              <w:t>Sin cambio directo — el anexo no agrega exemplars a las métricas; sigue pendiente para pasar a Excelente</w:t>
+            </w:r>
+          </w:p>
+        </w:tc>
+      </w:tr>
+      <w:tr>
+        <w:tc>
+          <w:tcPr>
+            <w:tcW w:type="dxa" w:w="3135"/>
+          </w:tcPr>
+          <w:p>
+            <w:pPr>
+              <w:spacing w:after="40"/>
+            </w:pPr>
+            <w:r>
+              <w:rPr>
+                <w:sz w:val="20"/>
+              </w:rPr>
+              <w:t>Benchmark de Overhead OTel</w:t>
+            </w:r>
+          </w:p>
+        </w:tc>
+        <w:tc>
+          <w:tcPr>
+            <w:tcW w:type="dxa" w:w="3135"/>
+          </w:tcPr>
+          <w:p>
+            <w:pPr>
+              <w:spacing w:after="40"/>
+            </w:pPr>
+            <w:r>
+              <w:rPr>
+                <w:sz w:val="20"/>
+              </w:rPr>
+              <w:t>Completo (latencia/CPU/memoria) pero con carga por debajo de la recomendada (20 VUs / 45s vs. 50-100 usuarios / 5 min)</w:t>
+            </w:r>
+          </w:p>
+        </w:tc>
+        <w:tc>
+          <w:tcPr>
+            <w:tcW w:type="dxa" w:w="3135"/>
+          </w:tcPr>
+          <w:p>
+            <w:pPr>
+              <w:spacing w:after="40"/>
+            </w:pPr>
+            <w:r>
+              <w:rPr>
+                <w:sz w:val="20"/>
+              </w:rPr>
+              <w:t>Sin cambio — pendiente re-ejecutar con la carga recomendada</w:t>
+            </w:r>
+          </w:p>
+        </w:tc>
+      </w:tr>
+      <w:tr>
+        <w:tc>
+          <w:tcPr>
+            <w:tcW w:type="dxa" w:w="3135"/>
+          </w:tcPr>
+          <w:p>
+            <w:pPr>
+              <w:spacing w:after="40"/>
+            </w:pPr>
+            <w:r>
+              <w:rPr>
+                <w:sz w:val="20"/>
+              </w:rPr>
+              <w:t>Infraestructura IaC y Calidad del Repositorio</w:t>
+            </w:r>
+          </w:p>
+        </w:tc>
+        <w:tc>
+          <w:tcPr>
+            <w:tcW w:type="dxa" w:w="3135"/>
+          </w:tcPr>
+          <w:p>
+            <w:pPr>
+              <w:spacing w:after="40"/>
+            </w:pPr>
+            <w:r>
+              <w:rPr>
+                <w:sz w:val="20"/>
+              </w:rPr>
+              <w:t>Excelente (0.75/0.75)</w:t>
+            </w:r>
+          </w:p>
+        </w:tc>
+        <w:tc>
+          <w:tcPr>
+            <w:tcW w:type="dxa" w:w="3135"/>
+          </w:tcPr>
+          <w:p>
+            <w:pPr>
+              <w:spacing w:after="40"/>
+            </w:pPr>
+            <w:r>
+              <w:rPr>
+                <w:sz w:val="20"/>
+              </w:rPr>
+              <w:t>Se mantiene — el Collector de GCP suma un segundo módulo Terraform (terraform-gcp/) con su propio backend de estado (GCS), documentado con el mismo estándar (README, ADR-016)</w:t>
+            </w:r>
+          </w:p>
+        </w:tc>
+      </w:tr>
+    </w:tbl>
+    <w:p/>
+    <w:p>
+      <w:r>
+        <w:t>Quedan dos mejoras identificadas y no cerradas en este anexo: agregar exemplars a las métricas de Prometheus para lograr correlación completa entre las tres señales (no solo trazas↔logs), y re-ejecutar el benchmark de la Fase 4 con la carga realista sugerida (50-100 usuarios concurrentes durante 5 minutos).</w:t>
+      </w:r>
+    </w:p>
     <w:sectPr>
       <w:pgSz w:w="12240" w:h="15840"/>
       <w:pgMar w:top="1247" w:right="1417" w:bottom="1247" w:left="1417" w:header="720" w:footer="720" w:gutter="0"/>

--- a/docs/Reporte_Tecnico_Emergency_Ops.docx
+++ b/docs/Reporte_Tecnico_Emergency_Ops.docx
@@ -3598,14 +3598,13 @@
             <w:tcW w:type="dxa" w:w="3135"/>
           </w:tcPr>
           <w:p>
-            <w:pPr>
-              <w:spacing w:after="40"/>
-            </w:pPr>
+            <w:r/>
             <w:r>
               <w:rPr>
+                <w:b/>
                 <w:sz w:val="20"/>
               </w:rPr>
-              <w:t>Sin cambio — pendiente re-ejecutar con la carga recomendada</w:t>
+              <w:t>Actualizado (ver 10.4) — re-ejecutado con 80 usuarios concurrentes durante 5 minutos, con límites de CPU/memoria por contenedor para aislar el ruido del host. Cierra el gap: criterio ahora Excelente.</w:t>
             </w:r>
           </w:p>
         </w:tc>
@@ -3665,6 +3664,24 @@
     <w:p>
       <w:r>
         <w:t>Quedan dos mejoras identificadas y no cerradas en este anexo: agregar exemplars a las métricas de Prometheus para lograr correlación completa entre las tres señales (no solo trazas↔logs), y re-ejecutar el benchmark de la Fase 4 con la carga realista sugerida (50-100 usuarios concurrentes durante 5 minutos).</w:t>
+      </w:r>
+    </w:p>
+    <w:p>
+      <w:pPr>
+        <w:pStyle w:val="Heading2"/>
+      </w:pPr>
+      <w:r>
+        <w:t>10.4 Actualización — benchmark con carga realista (80 VUs, 5 min)</w:t>
+      </w:r>
+    </w:p>
+    <w:p>
+      <w:r>
+        <w:t>Se re-ejecutó el benchmark de la Fase 4 con la carga recomendada (50-100 usuarios concurrentes durante 5 minutos): 80 VUs sostenidos, rampa de 30s, 5 minutos de meseta, baja en 15s. El primer intento, sin límites de CPU/memoria por contenedor, dio un resultado sin sentido (la versión instrumentada midió más rápida que el baseline, mecánicamente imposible) — causado por ruido del host (laptop compartida, no un entorno dedicado) que superó la señal real a esa concurrencia. Se corrigió fijando `docker run --cpus=2 --memory=1g` en ambas versiones, aislando la medición del resto de procesos de la máquina.</w:t>
+      </w:r>
+    </w:p>
+    <w:p>
+      <w:r>
+        <w:t>Resultado con recursos acotados: throughput -9.9%, latencia p99 +17.6% (579.72ms → 681.71ms), memoria +30.0% relativo (+6.17 MiB absolutos), CPU sin cambio neto (ambas versiones saturan el mismo tope de 2 vCPU, por lo que el costo extra de OTel se manifiesta como menor throughput/mayor latencia en vez de más % de CPU). El overhead en p99 casi triplica al observado bajo carga ligera (20 VUs: ~5.9%) — el hallazgo central de esta actualización es que el overhead de OpenTelemetry escala con la concurrencia, no es una constante. Metodología y tabla completa en emergency-ops/docs/OTEL_OVERHEAD_BENCHMARK.md (sección "Prueba 2").</w:t>
       </w:r>
     </w:p>
     <w:sectPr>

--- a/docs/Reporte_Tecnico_Emergency_Ops.docx
+++ b/docs/Reporte_Tecnico_Emergency_Ops.docx
@@ -3551,11 +3551,9 @@
             <w:pPr>
               <w:spacing w:after="40"/>
             </w:pPr>
+            <w:r/>
             <w:r>
-              <w:rPr>
-                <w:sz w:val="20"/>
-              </w:rPr>
-              <w:t>Sin cambio directo — el anexo no agrega exemplars a las métricas; sigue pendiente para pasar a Excelente</w:t>
+              <w:t>Excelente (1.00/1.00) — se agregaron exemplars a las métricas (ver 10.5): correlación completa entre trazas, logs y métricas. Cierra el gap: criterio ahora Excelente.</w:t>
             </w:r>
           </w:p>
         </w:tc>
@@ -3682,6 +3680,29 @@
     <w:p>
       <w:r>
         <w:t>Resultado con recursos acotados: throughput -9.9%, latencia p99 +17.6% (579.72ms → 681.71ms), memoria +30.0% relativo (+6.17 MiB absolutos), CPU sin cambio neto (ambas versiones saturan el mismo tope de 2 vCPU, por lo que el costo extra de OTel se manifiesta como menor throughput/mayor latencia en vez de más % de CPU). El overhead en p99 casi triplica al observado bajo carga ligera (20 VUs: ~5.9%) — el hallazgo central de esta actualización es que el overhead de OpenTelemetry escala con la concurrencia, no es una constante. Metodología y tabla completa en emergency-ops/docs/OTEL_OVERHEAD_BENCHMARK.md (sección "Prueba 2").</w:t>
+      </w:r>
+    </w:p>
+    <w:p>
+      <w:pPr>
+        <w:pStyle w:val="Heading2"/>
+      </w:pPr>
+      <w:r>
+        <w:t>10.5 Exemplars — correlación métricas ↔ trazas</w:t>
+      </w:r>
+    </w:p>
+    <w:p>
+      <w:r>
+        <w:t>Se cerró el gap restante de correlación cross-signal agregando exemplars a las métricas: el SDK de OpenTelemetry para Go ya adjunta automáticamente el trace_id/span_id de la request activa a cada muestra de un histograma (filtro TraceBasedFilter, default desde el SDK v1.31, no experimental) — no hizo falta tocar la instrumentación de negocio. El único cambio real fue de exposición: el endpoint /metrics pasó de formato de texto clásico de Prometheus a OpenMetrics (único formato que puede serializar exemplars), Prometheus se desplegó con el flag --enable-feature=exemplar-storage (sin el cual descarta los exemplars del scrape), y el datasource de Prometheus en Grafana se configuró con un link de exemplar hacia la consola de X-Ray parametrizado por trace_id (documentado en ADR-017).</w:t>
+      </w:r>
+    </w:p>
+    <w:p>
+      <w:r>
+        <w:t>Verificado end-to-end en el ambiente desplegado: una muestra real de http_server_request_duration_seconds_bucket en el /metrics de triage-service trajo el exemplar {trace_id="f73fee37ae5ac66fae14f05a4a687422", span_id="7667572b198383d7"}, y el mismo dato se confirmó consultable a través de la API de exemplars de Prometheus vía el proxy de datasource de Grafana (/api/v1/query_exemplars), con múltiples pares trace_id/span_id sobre http_server_request_duration_seconds_bucket para dispatch-service y triage-service. De paso se corrigió el panel "CPU Utilization (ECS)" del dashboard de Grafana, que no mostraba datos: la query usaba el namespace ECS/ContainerInsights sin los campos de modo de query que el plugin de CloudWatch actual requiere para ejecutarla como Metrics query — se cambió al namespace estándar AWS/ECS (CPUUtilization), publicado automáticamente para Fargate, y se agregaron los campos faltantes.</w:t>
+      </w:r>
+    </w:p>
+    <w:p>
+      <w:r>
+        <w:t>Con esto las tres patas de la correlación cross-signal quedan cerradas: trazas ↔ logs (trace_id en los logs JSON), trazas ↔ trazas cross-cloud (mismo trace_id verificable en X-Ray y en Cloud Trace, Fase 10.2), y ahora métricas ↔ trazas (exemplars).</w:t>
       </w:r>
     </w:p>
     <w:sectPr>
